--- a/ML_System_Design/ML_SD_M12_Recommendation.docx
+++ b/ML_System_Design/ML_SD_M12_Recommendation.docx
@@ -792,7 +792,7 @@
       <w:r>
         <w:drawing>
           <wp:inline>
-            <wp:extent cx="5334000" cy="2750170"/>
+            <wp:extent cx="5727700" cy="2953159"/>
             <wp:effectExtent b="0" l="0" r="0" t="0"/>
             <wp:docPr descr="A recommender turns one user plus millions of items into a short personalized ranked list, with the goal of increasing engagement." title="" id="10" name="Picture"/>
             <a:graphic>
@@ -813,7 +813,7 @@
                   <pic:spPr bwMode="auto">
                     <a:xfrm>
                       <a:off x="0" y="0"/>
-                      <a:ext cx="5334000" cy="2750170"/>
+                      <a:ext cx="5727700" cy="2953159"/>
                     </a:xfrm>
                     <a:prstGeom prst="rect">
                       <a:avLst/>
@@ -1578,7 +1578,7 @@
       <w:r>
         <w:drawing>
           <wp:inline>
-            <wp:extent cx="5334000" cy="2629884"/>
+            <wp:extent cx="5727700" cy="2823995"/>
             <wp:effectExtent b="0" l="0" r="0" t="0"/>
             <wp:docPr descr="Collaborative filtering has two flavours: user-user finds similar users and recommends what they liked; item-item finds items similar to ones you liked. Both use only the interaction matrix." title="" id="18" name="Picture"/>
             <a:graphic>
@@ -1599,7 +1599,7 @@
                   <pic:spPr bwMode="auto">
                     <a:xfrm>
                       <a:off x="0" y="0"/>
-                      <a:ext cx="5334000" cy="2629884"/>
+                      <a:ext cx="5727700" cy="2823995"/>
                     </a:xfrm>
                     <a:prstGeom prst="rect">
                       <a:avLst/>
@@ -2385,7 +2385,7 @@
       <w:r>
         <w:drawing>
           <wp:inline>
-            <wp:extent cx="5334000" cy="2550447"/>
+            <wp:extent cx="5727700" cy="2738694"/>
             <wp:effectExtent b="0" l="0" r="0" t="0"/>
             <wp:docPr descr="Matrix factorization approximates the sparse rating matrix R as the product of a small user-vector matrix U and item-vector matrix V-transpose; a predicted rating is the dot product of a user and item vector." title="" id="27" name="Picture"/>
             <a:graphic>
@@ -2406,7 +2406,7 @@
                   <pic:spPr bwMode="auto">
                     <a:xfrm>
                       <a:off x="0" y="0"/>
-                      <a:ext cx="5334000" cy="2550447"/>
+                      <a:ext cx="5727700" cy="2738694"/>
                     </a:xfrm>
                     <a:prstGeom prst="rect">
                       <a:avLst/>
@@ -3855,7 +3855,7 @@
       <w:r>
         <w:drawing>
           <wp:inline>
-            <wp:extent cx="5334000" cy="2467970"/>
+            <wp:extent cx="5727700" cy="2650129"/>
             <wp:effectExtent b="0" l="0" r="0" t="0"/>
             <wp:docPr descr="Content-based filtering uses item features and matches them to a user’s past likes; collaborative filtering uses the interaction matrix; a hybrid combines both." title="" id="36" name="Picture"/>
             <a:graphic>
@@ -3876,7 +3876,7 @@
                   <pic:spPr bwMode="auto">
                     <a:xfrm>
                       <a:off x="0" y="0"/>
-                      <a:ext cx="5334000" cy="2467970"/>
+                      <a:ext cx="5727700" cy="2650129"/>
                     </a:xfrm>
                     <a:prstGeom prst="rect">
                       <a:avLst/>
@@ -4312,7 +4312,7 @@
       <w:r>
         <w:drawing>
           <wp:inline>
-            <wp:extent cx="5334000" cy="2750170"/>
+            <wp:extent cx="5727700" cy="2953159"/>
             <wp:effectExtent b="0" l="0" r="0" t="0"/>
             <wp:docPr descr="The two-stage recommender: a catalog of millions goes through Stage 1 candidate generation which is fast and cheap and returns hundreds, then Stage 2 ranking which is a heavy accurate DNN and returns tens, then the top-N goes to the user." title="" id="43" name="Picture"/>
             <a:graphic>
@@ -4333,7 +4333,7 @@
                   <pic:spPr bwMode="auto">
                     <a:xfrm>
                       <a:off x="0" y="0"/>
-                      <a:ext cx="5334000" cy="2750170"/>
+                      <a:ext cx="5727700" cy="2953159"/>
                     </a:xfrm>
                     <a:prstGeom prst="rect">
                       <a:avLst/>
@@ -4878,7 +4878,7 @@
       <w:r>
         <w:drawing>
           <wp:inline>
-            <wp:extent cx="5334000" cy="2573603"/>
+            <wp:extent cx="5727700" cy="2763559"/>
             <wp:effectExtent b="0" l="0" r="0" t="0"/>
             <wp:docPr descr="The two-tower model: a user tower encodes user and context features into a user vector, an item tower encodes item features into an item vector, and their dot product is the similarity score. Item vectors are precomputed into an ANN index." title="" id="50" name="Picture"/>
             <a:graphic>
@@ -4899,7 +4899,7 @@
                   <pic:spPr bwMode="auto">
                     <a:xfrm>
                       <a:off x="0" y="0"/>
-                      <a:ext cx="5334000" cy="2573603"/>
+                      <a:ext cx="5727700" cy="2763559"/>
                     </a:xfrm>
                     <a:prstGeom prst="rect">
                       <a:avLst/>
@@ -5508,7 +5508,7 @@
       <w:r>
         <w:drawing>
           <wp:inline>
-            <wp:extent cx="5334000" cy="2750170"/>
+            <wp:extent cx="5727700" cy="2953159"/>
             <wp:effectExtent b="0" l="0" r="0" t="0"/>
             <wp:docPr descr="Deep recommender ranking models: Wide and Deep combines memorization and generalization; DeepFM adds a factorization machine for feature pairs; DCN adds explicit crosses via a cross network; DLRM uses embeddings plus dot interactions plus an MLP. All turn sparse IDs into embeddings then learn interactions." title="" id="57" name="Picture"/>
             <a:graphic>
@@ -5529,7 +5529,7 @@
                   <pic:spPr bwMode="auto">
                     <a:xfrm>
                       <a:off x="0" y="0"/>
-                      <a:ext cx="5334000" cy="2750170"/>
+                      <a:ext cx="5727700" cy="2953159"/>
                     </a:xfrm>
                     <a:prstGeom prst="rect">
                       <a:avLst/>
@@ -6120,7 +6120,7 @@
       <w:r>
         <w:drawing>
           <wp:inline>
-            <wp:extent cx="5334000" cy="2750170"/>
+            <wp:extent cx="5727700" cy="2953159"/>
             <wp:effectExtent b="0" l="0" r="0" t="0"/>
             <wp:docPr descr="Sequential recommendation: a sequence of recent items feeds a model (GRU4Rec, SASRec, or BERT4Rec) that predicts the next item; it uses the order of recent actions and helps with cold users." title="" id="63" name="Picture"/>
             <a:graphic>
@@ -6141,7 +6141,7 @@
                   <pic:spPr bwMode="auto">
                     <a:xfrm>
                       <a:off x="0" y="0"/>
-                      <a:ext cx="5334000" cy="2750170"/>
+                      <a:ext cx="5727700" cy="2953159"/>
                     </a:xfrm>
                     <a:prstGeom prst="rect">
                       <a:avLst/>
@@ -6563,7 +6563,7 @@
       <w:r>
         <w:drawing>
           <wp:inline>
-            <wp:extent cx="5334000" cy="2474124"/>
+            <wp:extent cx="5727700" cy="2656738"/>
             <wp:effectExtent b="0" l="0" r="0" t="0"/>
             <wp:docPr descr="Cold start strategies: for a new user, ask onboarding preferences, use profile and context features, or show popular items; for a new item, use content features, similar-item embeddings, or explore by showing it to some users." title="" id="70" name="Picture"/>
             <a:graphic>
@@ -6584,7 +6584,7 @@
                   <pic:spPr bwMode="auto">
                     <a:xfrm>
                       <a:off x="0" y="0"/>
-                      <a:ext cx="5334000" cy="2474124"/>
+                      <a:ext cx="5727700" cy="2656738"/>
                     </a:xfrm>
                     <a:prstGeom prst="rect">
                       <a:avLst/>
@@ -7033,7 +7033,7 @@
       <w:r>
         <w:drawing>
           <wp:inline>
-            <wp:extent cx="5334000" cy="2681416"/>
+            <wp:extent cx="5727700" cy="2879330"/>
             <wp:effectExtent b="0" l="0" r="0" t="0"/>
             <wp:docPr descr="Exploration vs exploitation: exploit shows known winners for safe engagement, explore tries uncertain items to learn their value; bandits (epsilon-greedy, UCB, Thompson sampling) balance both." title="" id="76" name="Picture"/>
             <a:graphic>
@@ -7054,7 +7054,7 @@
                   <pic:spPr bwMode="auto">
                     <a:xfrm>
                       <a:off x="0" y="0"/>
-                      <a:ext cx="5334000" cy="2681416"/>
+                      <a:ext cx="5727700" cy="2879330"/>
                     </a:xfrm>
                     <a:prstGeom prst="rect">
                       <a:avLst/>
@@ -12852,6 +12852,8 @@
       <w:footnotePr>
         <w:numRestart w:val="eachSect"/>
       </w:footnotePr>
+      <w:pgSz w:h="16838" w:w="11906"/>
+      <w:pgMar w:bottom="1440" w:footer="720" w:gutter="0" w:header="720" w:left="1440" w:right="1440" w:top="1440"/>
     </w:sectPr>
   </w:body>
 </w:document>
